--- a/assets/documents/resume.docx
+++ b/assets/documents/resume.docx
@@ -44,16 +44,7 @@
                 <w:color w:val="194169"/>
                 <w:sz w:val="44"/>
               </w:rPr>
-              <w:t>JAYJ</w:t>
-            </w:r>
-            <w:r>
-              <w:rPr>
-                <w:rFonts w:ascii="Aptos Display" w:hAnsi="Aptos Display"/>
-                <w:b/>
-                <w:color w:val="194169"/>
-                <w:sz w:val="44"/>
-              </w:rPr>
-              <w:t>AY ROSAS</w:t>
+              <w:t>JAYJAY ROSAS</w:t>
             </w:r>
           </w:p>
           <w:p>
@@ -122,7 +113,11 @@
             </w:pPr>
             <w:r>
               <w:rPr/>
-              <w:t>github.com/Palho1102/jayjay-portfolio</w:t>
+              <w:t>github.com/Palho1102/jayjay-</w:t>
+            </w:r>
+            <w:r>
+              <w:rPr/>
+              <w:t>rosas.vercel.app</w:t>
             </w:r>
           </w:p>
         </w:tc>
@@ -966,6 +961,7 @@
         </w:tabs>
         <w:ind w:start="1080" w:hanging="360"/>
       </w:pPr>
+      <w:rPr/>
     </w:lvl>
     <w:lvl w:ilvl="2">
       <w:start w:val="1"/>
@@ -978,6 +974,7 @@
         </w:tabs>
         <w:ind w:start="1440" w:hanging="360"/>
       </w:pPr>
+      <w:rPr/>
     </w:lvl>
     <w:lvl w:ilvl="3">
       <w:start w:val="1"/>
@@ -990,6 +987,7 @@
         </w:tabs>
         <w:ind w:start="1800" w:hanging="360"/>
       </w:pPr>
+      <w:rPr/>
     </w:lvl>
     <w:lvl w:ilvl="4">
       <w:start w:val="1"/>
@@ -1002,6 +1000,7 @@
         </w:tabs>
         <w:ind w:start="2160" w:hanging="360"/>
       </w:pPr>
+      <w:rPr/>
     </w:lvl>
     <w:lvl w:ilvl="5">
       <w:start w:val="1"/>
@@ -1014,6 +1013,7 @@
         </w:tabs>
         <w:ind w:start="2520" w:hanging="360"/>
       </w:pPr>
+      <w:rPr/>
     </w:lvl>
     <w:lvl w:ilvl="6">
       <w:start w:val="1"/>
@@ -1026,6 +1026,7 @@
         </w:tabs>
         <w:ind w:start="2880" w:hanging="360"/>
       </w:pPr>
+      <w:rPr/>
     </w:lvl>
     <w:lvl w:ilvl="7">
       <w:start w:val="1"/>
@@ -1038,6 +1039,7 @@
         </w:tabs>
         <w:ind w:start="3240" w:hanging="360"/>
       </w:pPr>
+      <w:rPr/>
     </w:lvl>
     <w:lvl w:ilvl="8">
       <w:start w:val="1"/>
@@ -1050,6 +1052,7 @@
         </w:tabs>
         <w:ind w:start="3600" w:hanging="360"/>
       </w:pPr>
+      <w:rPr/>
     </w:lvl>
   </w:abstractNum>
   <w:abstractNum w:abstractNumId="2">
@@ -1079,6 +1082,7 @@
         </w:tabs>
         <w:ind w:start="1080" w:hanging="360"/>
       </w:pPr>
+      <w:rPr/>
     </w:lvl>
     <w:lvl w:ilvl="2">
       <w:start w:val="1"/>
@@ -1091,6 +1095,7 @@
         </w:tabs>
         <w:ind w:start="1440" w:hanging="360"/>
       </w:pPr>
+      <w:rPr/>
     </w:lvl>
     <w:lvl w:ilvl="3">
       <w:start w:val="1"/>
@@ -1103,6 +1108,7 @@
         </w:tabs>
         <w:ind w:start="1800" w:hanging="360"/>
       </w:pPr>
+      <w:rPr/>
     </w:lvl>
     <w:lvl w:ilvl="4">
       <w:start w:val="1"/>
@@ -1115,6 +1121,7 @@
         </w:tabs>
         <w:ind w:start="2160" w:hanging="360"/>
       </w:pPr>
+      <w:rPr/>
     </w:lvl>
     <w:lvl w:ilvl="5">
       <w:start w:val="1"/>
@@ -1127,6 +1134,7 @@
         </w:tabs>
         <w:ind w:start="2520" w:hanging="360"/>
       </w:pPr>
+      <w:rPr/>
     </w:lvl>
     <w:lvl w:ilvl="6">
       <w:start w:val="1"/>
@@ -1139,6 +1147,7 @@
         </w:tabs>
         <w:ind w:start="2880" w:hanging="360"/>
       </w:pPr>
+      <w:rPr/>
     </w:lvl>
     <w:lvl w:ilvl="7">
       <w:start w:val="1"/>
@@ -1151,6 +1160,7 @@
         </w:tabs>
         <w:ind w:start="3240" w:hanging="360"/>
       </w:pPr>
+      <w:rPr/>
     </w:lvl>
     <w:lvl w:ilvl="8">
       <w:start w:val="1"/>
@@ -1163,6 +1173,7 @@
         </w:tabs>
         <w:ind w:start="3600" w:hanging="360"/>
       </w:pPr>
+      <w:rPr/>
     </w:lvl>
   </w:abstractNum>
   <w:abstractNum w:abstractNumId="3">
@@ -1192,6 +1203,7 @@
         </w:tabs>
         <w:ind w:start="1080" w:hanging="360"/>
       </w:pPr>
+      <w:rPr/>
     </w:lvl>
     <w:lvl w:ilvl="2">
       <w:start w:val="1"/>
@@ -1204,6 +1216,7 @@
         </w:tabs>
         <w:ind w:start="1440" w:hanging="360"/>
       </w:pPr>
+      <w:rPr/>
     </w:lvl>
     <w:lvl w:ilvl="3">
       <w:start w:val="1"/>
@@ -1216,6 +1229,7 @@
         </w:tabs>
         <w:ind w:start="1800" w:hanging="360"/>
       </w:pPr>
+      <w:rPr/>
     </w:lvl>
     <w:lvl w:ilvl="4">
       <w:start w:val="1"/>
@@ -1228,6 +1242,7 @@
         </w:tabs>
         <w:ind w:start="2160" w:hanging="360"/>
       </w:pPr>
+      <w:rPr/>
     </w:lvl>
     <w:lvl w:ilvl="5">
       <w:start w:val="1"/>
@@ -1240,6 +1255,7 @@
         </w:tabs>
         <w:ind w:start="2520" w:hanging="360"/>
       </w:pPr>
+      <w:rPr/>
     </w:lvl>
     <w:lvl w:ilvl="6">
       <w:start w:val="1"/>
@@ -1252,6 +1268,7 @@
         </w:tabs>
         <w:ind w:start="2880" w:hanging="360"/>
       </w:pPr>
+      <w:rPr/>
     </w:lvl>
     <w:lvl w:ilvl="7">
       <w:start w:val="1"/>
@@ -1264,6 +1281,7 @@
         </w:tabs>
         <w:ind w:start="3240" w:hanging="360"/>
       </w:pPr>
+      <w:rPr/>
     </w:lvl>
     <w:lvl w:ilvl="8">
       <w:start w:val="1"/>
@@ -1276,6 +1294,7 @@
         </w:tabs>
         <w:ind w:start="3600" w:hanging="360"/>
       </w:pPr>
+      <w:rPr/>
     </w:lvl>
   </w:abstractNum>
   <w:abstractNum w:abstractNumId="4">
@@ -1303,6 +1322,7 @@
         </w:tabs>
         <w:ind w:start="1080" w:hanging="360"/>
       </w:pPr>
+      <w:rPr/>
     </w:lvl>
     <w:lvl w:ilvl="2">
       <w:start w:val="1"/>
@@ -1315,6 +1335,7 @@
         </w:tabs>
         <w:ind w:start="1440" w:hanging="360"/>
       </w:pPr>
+      <w:rPr/>
     </w:lvl>
     <w:lvl w:ilvl="3">
       <w:start w:val="1"/>
@@ -1327,6 +1348,7 @@
         </w:tabs>
         <w:ind w:start="1800" w:hanging="360"/>
       </w:pPr>
+      <w:rPr/>
     </w:lvl>
     <w:lvl w:ilvl="4">
       <w:start w:val="1"/>
@@ -1339,6 +1361,7 @@
         </w:tabs>
         <w:ind w:start="2160" w:hanging="360"/>
       </w:pPr>
+      <w:rPr/>
     </w:lvl>
     <w:lvl w:ilvl="5">
       <w:start w:val="1"/>
@@ -1351,6 +1374,7 @@
         </w:tabs>
         <w:ind w:start="2520" w:hanging="360"/>
       </w:pPr>
+      <w:rPr/>
     </w:lvl>
     <w:lvl w:ilvl="6">
       <w:start w:val="1"/>
@@ -1363,6 +1387,7 @@
         </w:tabs>
         <w:ind w:start="2880" w:hanging="360"/>
       </w:pPr>
+      <w:rPr/>
     </w:lvl>
     <w:lvl w:ilvl="7">
       <w:start w:val="1"/>
@@ -1375,6 +1400,7 @@
         </w:tabs>
         <w:ind w:start="3240" w:hanging="360"/>
       </w:pPr>
+      <w:rPr/>
     </w:lvl>
     <w:lvl w:ilvl="8">
       <w:start w:val="1"/>
@@ -1387,6 +1413,7 @@
         </w:tabs>
         <w:ind w:start="3600" w:hanging="360"/>
       </w:pPr>
+      <w:rPr/>
     </w:lvl>
   </w:abstractNum>
   <w:abstractNum w:abstractNumId="5">
@@ -1414,6 +1441,7 @@
         </w:tabs>
         <w:ind w:start="1080" w:hanging="360"/>
       </w:pPr>
+      <w:rPr/>
     </w:lvl>
     <w:lvl w:ilvl="2">
       <w:start w:val="1"/>
@@ -1426,6 +1454,7 @@
         </w:tabs>
         <w:ind w:start="1440" w:hanging="360"/>
       </w:pPr>
+      <w:rPr/>
     </w:lvl>
     <w:lvl w:ilvl="3">
       <w:start w:val="1"/>
@@ -1438,6 +1467,7 @@
         </w:tabs>
         <w:ind w:start="1800" w:hanging="360"/>
       </w:pPr>
+      <w:rPr/>
     </w:lvl>
     <w:lvl w:ilvl="4">
       <w:start w:val="1"/>
@@ -1450,6 +1480,7 @@
         </w:tabs>
         <w:ind w:start="2160" w:hanging="360"/>
       </w:pPr>
+      <w:rPr/>
     </w:lvl>
     <w:lvl w:ilvl="5">
       <w:start w:val="1"/>
@@ -1462,6 +1493,7 @@
         </w:tabs>
         <w:ind w:start="2520" w:hanging="360"/>
       </w:pPr>
+      <w:rPr/>
     </w:lvl>
     <w:lvl w:ilvl="6">
       <w:start w:val="1"/>
@@ -1474,6 +1506,7 @@
         </w:tabs>
         <w:ind w:start="2880" w:hanging="360"/>
       </w:pPr>
+      <w:rPr/>
     </w:lvl>
     <w:lvl w:ilvl="7">
       <w:start w:val="1"/>
@@ -1486,6 +1519,7 @@
         </w:tabs>
         <w:ind w:start="3240" w:hanging="360"/>
       </w:pPr>
+      <w:rPr/>
     </w:lvl>
     <w:lvl w:ilvl="8">
       <w:start w:val="1"/>
@@ -1498,6 +1532,7 @@
         </w:tabs>
         <w:ind w:start="3600" w:hanging="360"/>
       </w:pPr>
+      <w:rPr/>
     </w:lvl>
   </w:abstractNum>
   <w:abstractNum w:abstractNumId="6">
@@ -1525,6 +1560,7 @@
         </w:tabs>
         <w:ind w:start="1080" w:hanging="360"/>
       </w:pPr>
+      <w:rPr/>
     </w:lvl>
     <w:lvl w:ilvl="2">
       <w:start w:val="1"/>
@@ -1537,6 +1573,7 @@
         </w:tabs>
         <w:ind w:start="1440" w:hanging="360"/>
       </w:pPr>
+      <w:rPr/>
     </w:lvl>
     <w:lvl w:ilvl="3">
       <w:start w:val="1"/>
@@ -1549,6 +1586,7 @@
         </w:tabs>
         <w:ind w:start="1800" w:hanging="360"/>
       </w:pPr>
+      <w:rPr/>
     </w:lvl>
     <w:lvl w:ilvl="4">
       <w:start w:val="1"/>
@@ -1561,6 +1599,7 @@
         </w:tabs>
         <w:ind w:start="2160" w:hanging="360"/>
       </w:pPr>
+      <w:rPr/>
     </w:lvl>
     <w:lvl w:ilvl="5">
       <w:start w:val="1"/>
@@ -1573,6 +1612,7 @@
         </w:tabs>
         <w:ind w:start="2520" w:hanging="360"/>
       </w:pPr>
+      <w:rPr/>
     </w:lvl>
     <w:lvl w:ilvl="6">
       <w:start w:val="1"/>
@@ -1585,6 +1625,7 @@
         </w:tabs>
         <w:ind w:start="2880" w:hanging="360"/>
       </w:pPr>
+      <w:rPr/>
     </w:lvl>
     <w:lvl w:ilvl="7">
       <w:start w:val="1"/>
@@ -1597,6 +1638,7 @@
         </w:tabs>
         <w:ind w:start="3240" w:hanging="360"/>
       </w:pPr>
+      <w:rPr/>
     </w:lvl>
     <w:lvl w:ilvl="8">
       <w:start w:val="1"/>
@@ -1609,6 +1651,7 @@
         </w:tabs>
         <w:ind w:start="3600" w:hanging="360"/>
       </w:pPr>
+      <w:rPr/>
     </w:lvl>
   </w:abstractNum>
   <w:abstractNum w:abstractNumId="7">
@@ -1759,7 +1802,7 @@
   <w:docDefaults>
     <w:rPrDefault>
       <w:rPr>
-        <w:rFonts w:ascii="Cambria" w:hAnsi="Cambria" w:eastAsia="ＭＳ 明朝" w:cs="" w:asciiTheme="minorHAnsi" w:cstheme="minorBidi" w:eastAsiaTheme="minorEastAsia" w:hAnsiTheme="minorHAnsi"/>
+        <w:rFonts w:ascii="Cambria" w:hAnsi="Cambria" w:eastAsia="" w:cs="" w:asciiTheme="minorHAnsi" w:cstheme="minorBidi" w:eastAsiaTheme="minorEastAsia" w:hAnsiTheme="minorHAnsi"/>
         <w:sz w:val="22"/>
         <w:szCs w:val="22"/>
         <w:lang w:val="en-US" w:eastAsia="en-US" w:bidi="ar-SA"/>
@@ -2141,6 +2184,7 @@
     <w:rsid w:val="00fc693f"/>
     <w:pPr>
       <w:widowControl/>
+      <w:suppressAutoHyphens w:val="true"/>
       <w:bidi w:val="0"/>
       <w:spacing w:lineRule="auto" w:line="276" w:before="0" w:after="80"/>
       <w:jc w:val="start"/>
@@ -2169,7 +2213,7 @@
       <w:outlineLvl w:val="0"/>
     </w:pPr>
     <w:rPr>
-      <w:rFonts w:ascii="Calibri" w:hAnsi="Calibri" w:eastAsia="ＭＳ ゴシック" w:cs="" w:asciiTheme="majorHAnsi" w:cstheme="majorBidi" w:eastAsiaTheme="majorEastAsia" w:hAnsiTheme="majorHAnsi"/>
+      <w:rFonts w:ascii="Calibri" w:hAnsi="Calibri" w:eastAsia="" w:cs="" w:asciiTheme="majorHAnsi" w:cstheme="majorBidi" w:eastAsiaTheme="majorEastAsia" w:hAnsiTheme="majorHAnsi"/>
       <w:b/>
       <w:bCs/>
       <w:color w:val="19507D"/>
@@ -2193,7 +2237,7 @@
       <w:outlineLvl w:val="1"/>
     </w:pPr>
     <w:rPr>
-      <w:rFonts w:ascii="Calibri" w:hAnsi="Calibri" w:eastAsia="ＭＳ ゴシック" w:cs="" w:asciiTheme="majorHAnsi" w:cstheme="majorBidi" w:eastAsiaTheme="majorEastAsia" w:hAnsiTheme="majorHAnsi"/>
+      <w:rFonts w:ascii="Calibri" w:hAnsi="Calibri" w:eastAsia="" w:cs="" w:asciiTheme="majorHAnsi" w:cstheme="majorBidi" w:eastAsiaTheme="majorEastAsia" w:hAnsiTheme="majorHAnsi"/>
       <w:b/>
       <w:bCs/>
       <w:color w:themeColor="accent1" w:val="4F81BD"/>
@@ -2217,7 +2261,7 @@
       <w:outlineLvl w:val="2"/>
     </w:pPr>
     <w:rPr>
-      <w:rFonts w:ascii="Calibri" w:hAnsi="Calibri" w:eastAsia="ＭＳ ゴシック" w:cs="" w:asciiTheme="majorHAnsi" w:cstheme="majorBidi" w:eastAsiaTheme="majorEastAsia" w:hAnsiTheme="majorHAnsi"/>
+      <w:rFonts w:ascii="Calibri" w:hAnsi="Calibri" w:eastAsia="" w:cs="" w:asciiTheme="majorHAnsi" w:cstheme="majorBidi" w:eastAsiaTheme="majorEastAsia" w:hAnsiTheme="majorHAnsi"/>
       <w:b/>
       <w:bCs/>
       <w:color w:themeColor="accent1" w:val="4F81BD"/>
@@ -2240,7 +2284,7 @@
       <w:outlineLvl w:val="3"/>
     </w:pPr>
     <w:rPr>
-      <w:rFonts w:ascii="Calibri" w:hAnsi="Calibri" w:eastAsia="ＭＳ ゴシック" w:cs="" w:asciiTheme="majorHAnsi" w:cstheme="majorBidi" w:eastAsiaTheme="majorEastAsia" w:hAnsiTheme="majorHAnsi"/>
+      <w:rFonts w:ascii="Calibri" w:hAnsi="Calibri" w:eastAsia="" w:cs="" w:asciiTheme="majorHAnsi" w:cstheme="majorBidi" w:eastAsiaTheme="majorEastAsia" w:hAnsiTheme="majorHAnsi"/>
       <w:b/>
       <w:bCs/>
       <w:i/>
@@ -2265,7 +2309,7 @@
       <w:outlineLvl w:val="4"/>
     </w:pPr>
     <w:rPr>
-      <w:rFonts w:ascii="Calibri" w:hAnsi="Calibri" w:eastAsia="ＭＳ ゴシック" w:cs="" w:asciiTheme="majorHAnsi" w:cstheme="majorBidi" w:eastAsiaTheme="majorEastAsia" w:hAnsiTheme="majorHAnsi"/>
+      <w:rFonts w:ascii="Calibri" w:hAnsi="Calibri" w:eastAsia="" w:cs="" w:asciiTheme="majorHAnsi" w:cstheme="majorBidi" w:eastAsiaTheme="majorEastAsia" w:hAnsiTheme="majorHAnsi"/>
       <w:color w:themeColor="accent1" w:themeShade="7f" w:val="243F60"/>
     </w:rPr>
   </w:style>
@@ -2286,7 +2330,7 @@
       <w:outlineLvl w:val="5"/>
     </w:pPr>
     <w:rPr>
-      <w:rFonts w:ascii="Calibri" w:hAnsi="Calibri" w:eastAsia="ＭＳ ゴシック" w:cs="" w:asciiTheme="majorHAnsi" w:cstheme="majorBidi" w:eastAsiaTheme="majorEastAsia" w:hAnsiTheme="majorHAnsi"/>
+      <w:rFonts w:ascii="Calibri" w:hAnsi="Calibri" w:eastAsia="" w:cs="" w:asciiTheme="majorHAnsi" w:cstheme="majorBidi" w:eastAsiaTheme="majorEastAsia" w:hAnsiTheme="majorHAnsi"/>
       <w:i/>
       <w:iCs/>
       <w:color w:themeColor="accent1" w:themeShade="7f" w:val="243F60"/>
@@ -2309,7 +2353,7 @@
       <w:outlineLvl w:val="6"/>
     </w:pPr>
     <w:rPr>
-      <w:rFonts w:ascii="Calibri" w:hAnsi="Calibri" w:eastAsia="ＭＳ ゴシック" w:cs="" w:asciiTheme="majorHAnsi" w:cstheme="majorBidi" w:eastAsiaTheme="majorEastAsia" w:hAnsiTheme="majorHAnsi"/>
+      <w:rFonts w:ascii="Calibri" w:hAnsi="Calibri" w:eastAsia="" w:cs="" w:asciiTheme="majorHAnsi" w:cstheme="majorBidi" w:eastAsiaTheme="majorEastAsia" w:hAnsiTheme="majorHAnsi"/>
       <w:i/>
       <w:iCs/>
       <w:color w:themeColor="text1" w:themeTint="bf" w:val="404040"/>
@@ -2332,7 +2376,7 @@
       <w:outlineLvl w:val="7"/>
     </w:pPr>
     <w:rPr>
-      <w:rFonts w:ascii="Calibri" w:hAnsi="Calibri" w:eastAsia="ＭＳ ゴシック" w:cs="" w:asciiTheme="majorHAnsi" w:cstheme="majorBidi" w:eastAsiaTheme="majorEastAsia" w:hAnsiTheme="majorHAnsi"/>
+      <w:rFonts w:ascii="Calibri" w:hAnsi="Calibri" w:eastAsia="" w:cs="" w:asciiTheme="majorHAnsi" w:cstheme="majorBidi" w:eastAsiaTheme="majorEastAsia" w:hAnsiTheme="majorHAnsi"/>
       <w:color w:themeColor="accent1" w:val="4F81BD"/>
       <w:sz w:val="20"/>
       <w:szCs w:val="20"/>
@@ -2355,7 +2399,7 @@
       <w:outlineLvl w:val="8"/>
     </w:pPr>
     <w:rPr>
-      <w:rFonts w:ascii="Calibri" w:hAnsi="Calibri" w:eastAsia="ＭＳ ゴシック" w:cs="" w:asciiTheme="majorHAnsi" w:cstheme="majorBidi" w:eastAsiaTheme="majorEastAsia" w:hAnsiTheme="majorHAnsi"/>
+      <w:rFonts w:ascii="Calibri" w:hAnsi="Calibri" w:eastAsia="" w:cs="" w:asciiTheme="majorHAnsi" w:cstheme="majorBidi" w:eastAsiaTheme="majorEastAsia" w:hAnsiTheme="majorHAnsi"/>
       <w:i/>
       <w:iCs/>
       <w:color w:themeColor="text1" w:themeTint="bf" w:val="404040"/>
@@ -2397,7 +2441,7 @@
     <w:qFormat/>
     <w:rsid w:val="00fc693f"/>
     <w:rPr>
-      <w:rFonts w:ascii="Calibri" w:hAnsi="Calibri" w:eastAsia="ＭＳ ゴシック" w:cs="" w:asciiTheme="majorHAnsi" w:cstheme="majorBidi" w:eastAsiaTheme="majorEastAsia" w:hAnsiTheme="majorHAnsi"/>
+      <w:rFonts w:ascii="Calibri" w:hAnsi="Calibri" w:eastAsia="" w:cs="" w:asciiTheme="majorHAnsi" w:cstheme="majorBidi" w:eastAsiaTheme="majorEastAsia" w:hAnsiTheme="majorHAnsi"/>
       <w:b/>
       <w:bCs/>
       <w:color w:themeColor="accent1" w:themeShade="bf" w:val="365F91"/>
@@ -2413,7 +2457,7 @@
     <w:qFormat/>
     <w:rsid w:val="00fc693f"/>
     <w:rPr>
-      <w:rFonts w:ascii="Calibri" w:hAnsi="Calibri" w:eastAsia="ＭＳ ゴシック" w:cs="" w:asciiTheme="majorHAnsi" w:cstheme="majorBidi" w:eastAsiaTheme="majorEastAsia" w:hAnsiTheme="majorHAnsi"/>
+      <w:rFonts w:ascii="Calibri" w:hAnsi="Calibri" w:eastAsia="" w:cs="" w:asciiTheme="majorHAnsi" w:cstheme="majorBidi" w:eastAsiaTheme="majorEastAsia" w:hAnsiTheme="majorHAnsi"/>
       <w:b/>
       <w:bCs/>
       <w:color w:themeColor="accent1" w:val="4F81BD"/>
@@ -2429,7 +2473,7 @@
     <w:qFormat/>
     <w:rsid w:val="00fc693f"/>
     <w:rPr>
-      <w:rFonts w:ascii="Calibri" w:hAnsi="Calibri" w:eastAsia="ＭＳ ゴシック" w:cs="" w:asciiTheme="majorHAnsi" w:cstheme="majorBidi" w:eastAsiaTheme="majorEastAsia" w:hAnsiTheme="majorHAnsi"/>
+      <w:rFonts w:ascii="Calibri" w:hAnsi="Calibri" w:eastAsia="" w:cs="" w:asciiTheme="majorHAnsi" w:cstheme="majorBidi" w:eastAsiaTheme="majorEastAsia" w:hAnsiTheme="majorHAnsi"/>
       <w:b/>
       <w:bCs/>
       <w:color w:themeColor="accent1" w:val="4F81BD"/>
@@ -2443,7 +2487,7 @@
     <w:qFormat/>
     <w:rsid w:val="00fc693f"/>
     <w:rPr>
-      <w:rFonts w:ascii="Calibri" w:hAnsi="Calibri" w:eastAsia="ＭＳ ゴシック" w:cs="" w:asciiTheme="majorHAnsi" w:cstheme="majorBidi" w:eastAsiaTheme="majorEastAsia" w:hAnsiTheme="majorHAnsi"/>
+      <w:rFonts w:ascii="Calibri" w:hAnsi="Calibri" w:eastAsia="" w:cs="" w:asciiTheme="majorHAnsi" w:cstheme="majorBidi" w:eastAsiaTheme="majorEastAsia" w:hAnsiTheme="majorHAnsi"/>
       <w:color w:themeColor="text2" w:themeShade="bf" w:val="17365D"/>
       <w:spacing w:val="5"/>
       <w:kern w:val="2"/>
@@ -2459,7 +2503,7 @@
     <w:qFormat/>
     <w:rsid w:val="00fc693f"/>
     <w:rPr>
-      <w:rFonts w:ascii="Calibri" w:hAnsi="Calibri" w:eastAsia="ＭＳ ゴシック" w:cs="" w:asciiTheme="majorHAnsi" w:cstheme="majorBidi" w:eastAsiaTheme="majorEastAsia" w:hAnsiTheme="majorHAnsi"/>
+      <w:rFonts w:ascii="Calibri" w:hAnsi="Calibri" w:eastAsia="" w:cs="" w:asciiTheme="majorHAnsi" w:cstheme="majorBidi" w:eastAsiaTheme="majorEastAsia" w:hAnsiTheme="majorHAnsi"/>
       <w:i/>
       <w:iCs/>
       <w:color w:themeColor="accent1" w:val="4F81BD"/>
@@ -2532,7 +2576,7 @@
     <w:qFormat/>
     <w:rsid w:val="00fc693f"/>
     <w:rPr>
-      <w:rFonts w:ascii="Calibri" w:hAnsi="Calibri" w:eastAsia="ＭＳ ゴシック" w:cs="" w:asciiTheme="majorHAnsi" w:cstheme="majorBidi" w:eastAsiaTheme="majorEastAsia" w:hAnsiTheme="majorHAnsi"/>
+      <w:rFonts w:ascii="Calibri" w:hAnsi="Calibri" w:eastAsia="" w:cs="" w:asciiTheme="majorHAnsi" w:cstheme="majorBidi" w:eastAsiaTheme="majorEastAsia" w:hAnsiTheme="majorHAnsi"/>
       <w:b/>
       <w:bCs/>
       <w:i/>
@@ -2549,7 +2593,7 @@
     <w:qFormat/>
     <w:rsid w:val="00fc693f"/>
     <w:rPr>
-      <w:rFonts w:ascii="Calibri" w:hAnsi="Calibri" w:eastAsia="ＭＳ ゴシック" w:cs="" w:asciiTheme="majorHAnsi" w:cstheme="majorBidi" w:eastAsiaTheme="majorEastAsia" w:hAnsiTheme="majorHAnsi"/>
+      <w:rFonts w:ascii="Calibri" w:hAnsi="Calibri" w:eastAsia="" w:cs="" w:asciiTheme="majorHAnsi" w:cstheme="majorBidi" w:eastAsiaTheme="majorEastAsia" w:hAnsiTheme="majorHAnsi"/>
       <w:color w:themeColor="accent1" w:themeShade="7f" w:val="243F60"/>
     </w:rPr>
   </w:style>
@@ -2562,7 +2606,7 @@
     <w:qFormat/>
     <w:rsid w:val="00fc693f"/>
     <w:rPr>
-      <w:rFonts w:ascii="Calibri" w:hAnsi="Calibri" w:eastAsia="ＭＳ ゴシック" w:cs="" w:asciiTheme="majorHAnsi" w:cstheme="majorBidi" w:eastAsiaTheme="majorEastAsia" w:hAnsiTheme="majorHAnsi"/>
+      <w:rFonts w:ascii="Calibri" w:hAnsi="Calibri" w:eastAsia="" w:cs="" w:asciiTheme="majorHAnsi" w:cstheme="majorBidi" w:eastAsiaTheme="majorEastAsia" w:hAnsiTheme="majorHAnsi"/>
       <w:i/>
       <w:iCs/>
       <w:color w:themeColor="accent1" w:themeShade="7f" w:val="243F60"/>
@@ -2577,7 +2621,7 @@
     <w:qFormat/>
     <w:rsid w:val="00fc693f"/>
     <w:rPr>
-      <w:rFonts w:ascii="Calibri" w:hAnsi="Calibri" w:eastAsia="ＭＳ ゴシック" w:cs="" w:asciiTheme="majorHAnsi" w:cstheme="majorBidi" w:eastAsiaTheme="majorEastAsia" w:hAnsiTheme="majorHAnsi"/>
+      <w:rFonts w:ascii="Calibri" w:hAnsi="Calibri" w:eastAsia="" w:cs="" w:asciiTheme="majorHAnsi" w:cstheme="majorBidi" w:eastAsiaTheme="majorEastAsia" w:hAnsiTheme="majorHAnsi"/>
       <w:i/>
       <w:iCs/>
       <w:color w:themeColor="text1" w:themeTint="bf" w:val="404040"/>
@@ -2592,7 +2636,7 @@
     <w:qFormat/>
     <w:rsid w:val="00fc693f"/>
     <w:rPr>
-      <w:rFonts w:ascii="Calibri" w:hAnsi="Calibri" w:eastAsia="ＭＳ ゴシック" w:cs="" w:asciiTheme="majorHAnsi" w:cstheme="majorBidi" w:eastAsiaTheme="majorEastAsia" w:hAnsiTheme="majorHAnsi"/>
+      <w:rFonts w:ascii="Calibri" w:hAnsi="Calibri" w:eastAsia="" w:cs="" w:asciiTheme="majorHAnsi" w:cstheme="majorBidi" w:eastAsiaTheme="majorEastAsia" w:hAnsiTheme="majorHAnsi"/>
       <w:color w:themeColor="accent1" w:val="4F81BD"/>
       <w:sz w:val="20"/>
       <w:szCs w:val="20"/>
@@ -2607,7 +2651,7 @@
     <w:qFormat/>
     <w:rsid w:val="00fc693f"/>
     <w:rPr>
-      <w:rFonts w:ascii="Calibri" w:hAnsi="Calibri" w:eastAsia="ＭＳ ゴシック" w:cs="" w:asciiTheme="majorHAnsi" w:cstheme="majorBidi" w:eastAsiaTheme="majorEastAsia" w:hAnsiTheme="majorHAnsi"/>
+      <w:rFonts w:ascii="Calibri" w:hAnsi="Calibri" w:eastAsia="" w:cs="" w:asciiTheme="majorHAnsi" w:cstheme="majorBidi" w:eastAsiaTheme="majorEastAsia" w:hAnsiTheme="majorHAnsi"/>
       <w:i/>
       <w:iCs/>
       <w:color w:themeColor="text1" w:themeTint="bf" w:val="404040"/>
@@ -2837,12 +2881,13 @@
     <w:rsid w:val="00fc693f"/>
     <w:pPr>
       <w:widowControl/>
+      <w:suppressAutoHyphens w:val="true"/>
       <w:bidi w:val="0"/>
       <w:spacing w:lineRule="auto" w:line="240" w:before="0" w:after="0"/>
       <w:jc w:val="start"/>
     </w:pPr>
     <w:rPr>
-      <w:rFonts w:ascii="Cambria" w:hAnsi="Cambria" w:eastAsia="ＭＳ 明朝" w:cs="" w:asciiTheme="minorHAnsi" w:cstheme="minorBidi" w:eastAsiaTheme="minorEastAsia" w:hAnsiTheme="minorHAnsi"/>
+      <w:rFonts w:ascii="Cambria" w:hAnsi="Cambria" w:eastAsia="" w:cs="" w:asciiTheme="minorHAnsi" w:cstheme="minorBidi" w:eastAsiaTheme="minorEastAsia" w:hAnsiTheme="minorHAnsi"/>
       <w:color w:val="auto"/>
       <w:kern w:val="0"/>
       <w:sz w:val="22"/>
@@ -2866,7 +2911,7 @@
       <w:contextualSpacing/>
     </w:pPr>
     <w:rPr>
-      <w:rFonts w:ascii="Calibri" w:hAnsi="Calibri" w:eastAsia="ＭＳ ゴシック" w:cs="" w:asciiTheme="majorHAnsi" w:cstheme="majorBidi" w:eastAsiaTheme="majorEastAsia" w:hAnsiTheme="majorHAnsi"/>
+      <w:rFonts w:ascii="Calibri" w:hAnsi="Calibri" w:eastAsia="" w:cs="" w:asciiTheme="majorHAnsi" w:cstheme="majorBidi" w:eastAsiaTheme="majorEastAsia" w:hAnsiTheme="majorHAnsi"/>
       <w:b/>
       <w:color w:val="194169"/>
       <w:spacing w:val="5"/>
@@ -2885,7 +2930,7 @@
     <w:rsid w:val="00fc693f"/>
     <w:pPr/>
     <w:rPr>
-      <w:rFonts w:ascii="Calibri" w:hAnsi="Calibri" w:eastAsia="ＭＳ ゴシック" w:cs="" w:asciiTheme="majorHAnsi" w:cstheme="majorBidi" w:eastAsiaTheme="majorEastAsia" w:hAnsiTheme="majorHAnsi"/>
+      <w:rFonts w:ascii="Calibri" w:hAnsi="Calibri" w:eastAsia="" w:cs="" w:asciiTheme="majorHAnsi" w:cstheme="majorBidi" w:eastAsiaTheme="majorEastAsia" w:hAnsiTheme="majorHAnsi"/>
       <w:i/>
       <w:iCs/>
       <w:color w:themeColor="accent1" w:val="4F81BD"/>
@@ -3118,12 +3163,13 @@
         <w:tab w:val="left" w:pos="3456" w:leader="none"/>
         <w:tab w:val="left" w:pos="4032" w:leader="none"/>
       </w:tabs>
+      <w:suppressAutoHyphens w:val="true"/>
       <w:bidi w:val="0"/>
       <w:spacing w:lineRule="auto" w:line="276" w:before="0" w:after="200"/>
       <w:jc w:val="start"/>
     </w:pPr>
     <w:rPr>
-      <w:rFonts w:ascii="Courier" w:hAnsi="Courier" w:eastAsia="ＭＳ 明朝" w:cs="" w:cstheme="minorBidi" w:eastAsiaTheme="minorEastAsia"/>
+      <w:rFonts w:ascii="Courier" w:hAnsi="Courier" w:eastAsia="" w:cs="" w:cstheme="minorBidi" w:eastAsiaTheme="minorEastAsia"/>
       <w:color w:val="auto"/>
       <w:kern w:val="0"/>
       <w:sz w:val="20"/>
@@ -6141,7 +6187,6 @@
       <w:pPr>
         <w:spacing w:before="0" w:after="0" w:line="240" w:lineRule="auto"/>
       </w:pPr>
-      <w:rPr/>
       <w:tblPr/>
       <w:tcPr>
         <w:tcBorders>
@@ -6281,7 +6326,6 @@
       <w:pPr>
         <w:spacing w:before="0" w:after="0" w:line="240" w:lineRule="auto"/>
       </w:pPr>
-      <w:rPr/>
       <w:tblPr/>
       <w:tcPr>
         <w:tcBorders>
@@ -6421,7 +6465,6 @@
       <w:pPr>
         <w:spacing w:before="0" w:after="0" w:line="240" w:lineRule="auto"/>
       </w:pPr>
-      <w:rPr/>
       <w:tblPr/>
       <w:tcPr>
         <w:tcBorders>
@@ -6561,7 +6604,6 @@
       <w:pPr>
         <w:spacing w:before="0" w:after="0" w:line="240" w:lineRule="auto"/>
       </w:pPr>
-      <w:rPr/>
       <w:tblPr/>
       <w:tcPr>
         <w:tcBorders>
@@ -6701,7 +6743,6 @@
       <w:pPr>
         <w:spacing w:before="0" w:after="0" w:line="240" w:lineRule="auto"/>
       </w:pPr>
-      <w:rPr/>
       <w:tblPr/>
       <w:tcPr>
         <w:tcBorders>
@@ -6841,7 +6882,6 @@
       <w:pPr>
         <w:spacing w:before="0" w:after="0" w:line="240" w:lineRule="auto"/>
       </w:pPr>
-      <w:rPr/>
       <w:tblPr/>
       <w:tcPr>
         <w:tcBorders>
@@ -6981,7 +7021,6 @@
       <w:pPr>
         <w:spacing w:before="0" w:after="0" w:line="240" w:lineRule="auto"/>
       </w:pPr>
-      <w:rPr/>
       <w:tblPr/>
       <w:tcPr>
         <w:tcBorders>
